--- a/tests/testdata/excel/Word/表.docx
+++ b/tests/testdata/excel/Word/表.docx
@@ -710,7 +710,7 @@
     <w:link w:val="10"/>
     <w:uiPriority w:val="9"/>
     <w:qFormat/>
-    <w:rsid w:val="0066768D"/>
+    <w:rsid w:val="002A1CA8"/>
     <w:pPr>
       <w:keepNext/>
       <w:keepLines/>
@@ -733,7 +733,7 @@
     <w:semiHidden/>
     <w:unhideWhenUsed/>
     <w:qFormat/>
-    <w:rsid w:val="0066768D"/>
+    <w:rsid w:val="002A1CA8"/>
     <w:pPr>
       <w:keepNext/>
       <w:keepLines/>
@@ -756,7 +756,7 @@
     <w:semiHidden/>
     <w:unhideWhenUsed/>
     <w:qFormat/>
-    <w:rsid w:val="0066768D"/>
+    <w:rsid w:val="002A1CA8"/>
     <w:pPr>
       <w:keepNext/>
       <w:keepLines/>
@@ -778,7 +778,7 @@
     <w:semiHidden/>
     <w:unhideWhenUsed/>
     <w:qFormat/>
-    <w:rsid w:val="0066768D"/>
+    <w:rsid w:val="002A1CA8"/>
     <w:pPr>
       <w:keepNext/>
       <w:keepLines/>
@@ -799,7 +799,7 @@
     <w:semiHidden/>
     <w:unhideWhenUsed/>
     <w:qFormat/>
-    <w:rsid w:val="0066768D"/>
+    <w:rsid w:val="002A1CA8"/>
     <w:pPr>
       <w:keepNext/>
       <w:keepLines/>
@@ -821,7 +821,7 @@
     <w:semiHidden/>
     <w:unhideWhenUsed/>
     <w:qFormat/>
-    <w:rsid w:val="0066768D"/>
+    <w:rsid w:val="002A1CA8"/>
     <w:pPr>
       <w:keepNext/>
       <w:keepLines/>
@@ -843,7 +843,7 @@
     <w:semiHidden/>
     <w:unhideWhenUsed/>
     <w:qFormat/>
-    <w:rsid w:val="0066768D"/>
+    <w:rsid w:val="002A1CA8"/>
     <w:pPr>
       <w:keepNext/>
       <w:keepLines/>
@@ -865,7 +865,7 @@
     <w:semiHidden/>
     <w:unhideWhenUsed/>
     <w:qFormat/>
-    <w:rsid w:val="0066768D"/>
+    <w:rsid w:val="002A1CA8"/>
     <w:pPr>
       <w:keepNext/>
       <w:keepLines/>
@@ -887,7 +887,7 @@
     <w:semiHidden/>
     <w:unhideWhenUsed/>
     <w:qFormat/>
-    <w:rsid w:val="0066768D"/>
+    <w:rsid w:val="002A1CA8"/>
     <w:pPr>
       <w:keepNext/>
       <w:keepLines/>
@@ -932,7 +932,7 @@
     <w:basedOn w:val="a0"/>
     <w:link w:val="1"/>
     <w:uiPriority w:val="9"/>
-    <w:rsid w:val="0066768D"/>
+    <w:rsid w:val="002A1CA8"/>
     <w:rPr>
       <w:rFonts w:asciiTheme="majorHAnsi" w:eastAsiaTheme="majorEastAsia" w:hAnsiTheme="majorHAnsi" w:cstheme="majorBidi"/>
       <w:color w:val="000000" w:themeColor="text1"/>
@@ -946,7 +946,7 @@
     <w:link w:val="2"/>
     <w:uiPriority w:val="9"/>
     <w:semiHidden/>
-    <w:rsid w:val="0066768D"/>
+    <w:rsid w:val="002A1CA8"/>
     <w:rPr>
       <w:rFonts w:asciiTheme="majorHAnsi" w:eastAsiaTheme="majorEastAsia" w:hAnsiTheme="majorHAnsi" w:cstheme="majorBidi"/>
       <w:color w:val="000000" w:themeColor="text1"/>
@@ -960,7 +960,7 @@
     <w:link w:val="3"/>
     <w:uiPriority w:val="9"/>
     <w:semiHidden/>
-    <w:rsid w:val="0066768D"/>
+    <w:rsid w:val="002A1CA8"/>
     <w:rPr>
       <w:rFonts w:asciiTheme="majorHAnsi" w:eastAsiaTheme="majorEastAsia" w:hAnsiTheme="majorHAnsi" w:cstheme="majorBidi"/>
       <w:color w:val="000000" w:themeColor="text1"/>
@@ -973,7 +973,7 @@
     <w:link w:val="4"/>
     <w:uiPriority w:val="9"/>
     <w:semiHidden/>
-    <w:rsid w:val="0066768D"/>
+    <w:rsid w:val="002A1CA8"/>
     <w:rPr>
       <w:rFonts w:asciiTheme="majorHAnsi" w:eastAsiaTheme="majorEastAsia" w:hAnsiTheme="majorHAnsi" w:cstheme="majorBidi"/>
       <w:color w:val="000000" w:themeColor="text1"/>
@@ -985,7 +985,7 @@
     <w:link w:val="5"/>
     <w:uiPriority w:val="9"/>
     <w:semiHidden/>
-    <w:rsid w:val="0066768D"/>
+    <w:rsid w:val="002A1CA8"/>
     <w:rPr>
       <w:rFonts w:asciiTheme="majorHAnsi" w:eastAsiaTheme="majorEastAsia" w:hAnsiTheme="majorHAnsi" w:cstheme="majorBidi"/>
       <w:color w:val="000000" w:themeColor="text1"/>
@@ -997,7 +997,7 @@
     <w:link w:val="6"/>
     <w:uiPriority w:val="9"/>
     <w:semiHidden/>
-    <w:rsid w:val="0066768D"/>
+    <w:rsid w:val="002A1CA8"/>
     <w:rPr>
       <w:rFonts w:asciiTheme="majorHAnsi" w:eastAsiaTheme="majorEastAsia" w:hAnsiTheme="majorHAnsi" w:cstheme="majorBidi"/>
       <w:color w:val="000000" w:themeColor="text1"/>
@@ -1009,7 +1009,7 @@
     <w:link w:val="7"/>
     <w:uiPriority w:val="9"/>
     <w:semiHidden/>
-    <w:rsid w:val="0066768D"/>
+    <w:rsid w:val="002A1CA8"/>
     <w:rPr>
       <w:rFonts w:asciiTheme="majorHAnsi" w:eastAsiaTheme="majorEastAsia" w:hAnsiTheme="majorHAnsi" w:cstheme="majorBidi"/>
       <w:color w:val="000000" w:themeColor="text1"/>
@@ -1021,7 +1021,7 @@
     <w:link w:val="8"/>
     <w:uiPriority w:val="9"/>
     <w:semiHidden/>
-    <w:rsid w:val="0066768D"/>
+    <w:rsid w:val="002A1CA8"/>
     <w:rPr>
       <w:rFonts w:asciiTheme="majorHAnsi" w:eastAsiaTheme="majorEastAsia" w:hAnsiTheme="majorHAnsi" w:cstheme="majorBidi"/>
       <w:color w:val="000000" w:themeColor="text1"/>
@@ -1033,7 +1033,7 @@
     <w:link w:val="9"/>
     <w:uiPriority w:val="9"/>
     <w:semiHidden/>
-    <w:rsid w:val="0066768D"/>
+    <w:rsid w:val="002A1CA8"/>
     <w:rPr>
       <w:rFonts w:asciiTheme="majorHAnsi" w:eastAsiaTheme="majorEastAsia" w:hAnsiTheme="majorHAnsi" w:cstheme="majorBidi"/>
       <w:color w:val="000000" w:themeColor="text1"/>
@@ -1046,7 +1046,7 @@
     <w:link w:val="a4"/>
     <w:uiPriority w:val="10"/>
     <w:qFormat/>
-    <w:rsid w:val="0066768D"/>
+    <w:rsid w:val="002A1CA8"/>
     <w:pPr>
       <w:spacing w:after="80"/>
       <w:contextualSpacing/>
@@ -1065,7 +1065,7 @@
     <w:basedOn w:val="a0"/>
     <w:link w:val="a3"/>
     <w:uiPriority w:val="10"/>
-    <w:rsid w:val="0066768D"/>
+    <w:rsid w:val="002A1CA8"/>
     <w:rPr>
       <w:rFonts w:asciiTheme="majorHAnsi" w:eastAsiaTheme="majorEastAsia" w:hAnsiTheme="majorHAnsi" w:cstheme="majorBidi"/>
       <w:spacing w:val="-10"/>
@@ -1081,7 +1081,7 @@
     <w:link w:val="a6"/>
     <w:uiPriority w:val="11"/>
     <w:qFormat/>
-    <w:rsid w:val="0066768D"/>
+    <w:rsid w:val="002A1CA8"/>
     <w:pPr>
       <w:numPr>
         <w:ilvl w:val="1"/>
@@ -1102,7 +1102,7 @@
     <w:basedOn w:val="a0"/>
     <w:link w:val="a5"/>
     <w:uiPriority w:val="11"/>
-    <w:rsid w:val="0066768D"/>
+    <w:rsid w:val="002A1CA8"/>
     <w:rPr>
       <w:rFonts w:asciiTheme="majorHAnsi" w:eastAsiaTheme="majorEastAsia" w:hAnsiTheme="majorHAnsi" w:cstheme="majorBidi"/>
       <w:color w:val="595959" w:themeColor="text1" w:themeTint="A6"/>
@@ -1118,7 +1118,7 @@
     <w:link w:val="a8"/>
     <w:uiPriority w:val="29"/>
     <w:qFormat/>
-    <w:rsid w:val="0066768D"/>
+    <w:rsid w:val="002A1CA8"/>
     <w:pPr>
       <w:spacing w:before="160" w:after="160"/>
       <w:jc w:val="center"/>
@@ -1134,7 +1134,7 @@
     <w:basedOn w:val="a0"/>
     <w:link w:val="a7"/>
     <w:uiPriority w:val="29"/>
-    <w:rsid w:val="0066768D"/>
+    <w:rsid w:val="002A1CA8"/>
     <w:rPr>
       <w:i/>
       <w:iCs/>
@@ -1146,7 +1146,7 @@
     <w:basedOn w:val="a"/>
     <w:uiPriority w:val="34"/>
     <w:qFormat/>
-    <w:rsid w:val="0066768D"/>
+    <w:rsid w:val="002A1CA8"/>
     <w:pPr>
       <w:ind w:left="720"/>
       <w:contextualSpacing/>
@@ -1157,7 +1157,7 @@
     <w:basedOn w:val="a0"/>
     <w:uiPriority w:val="21"/>
     <w:qFormat/>
-    <w:rsid w:val="0066768D"/>
+    <w:rsid w:val="002A1CA8"/>
     <w:rPr>
       <w:i/>
       <w:iCs/>
@@ -1171,7 +1171,7 @@
     <w:link w:val="23"/>
     <w:uiPriority w:val="30"/>
     <w:qFormat/>
-    <w:rsid w:val="0066768D"/>
+    <w:rsid w:val="002A1CA8"/>
     <w:pPr>
       <w:pBdr>
         <w:top w:val="single" w:sz="4" w:space="10" w:color="0F4761" w:themeColor="accent1" w:themeShade="BF"/>
@@ -1192,7 +1192,7 @@
     <w:basedOn w:val="a0"/>
     <w:link w:val="22"/>
     <w:uiPriority w:val="30"/>
-    <w:rsid w:val="0066768D"/>
+    <w:rsid w:val="002A1CA8"/>
     <w:rPr>
       <w:i/>
       <w:iCs/>
@@ -1204,7 +1204,7 @@
     <w:basedOn w:val="a0"/>
     <w:uiPriority w:val="32"/>
     <w:qFormat/>
-    <w:rsid w:val="0066768D"/>
+    <w:rsid w:val="002A1CA8"/>
     <w:rPr>
       <w:b/>
       <w:bCs/>
